--- a/sample_documents/sample_court_order.docx
+++ b/sample_documents/sample_court_order.docx
@@ -30,7 +30,7 @@
     </w:p>
     <w:p>
       <w:r>
-        <w:t>[PLAINTIFF NAME]                          ... PLAINTIFF</w:t>
+        <w:t>Universal Merchant Bank                  ... PLAINTIFF</w:t>
       </w:r>
     </w:p>
     <w:p>
